--- a/程序设计综合实践小组作业/24115248 崔家腾 程序设计综合实践分组报告.docx
+++ b/程序设计综合实践小组作业/24115248 崔家腾 程序设计综合实践分组报告.docx
@@ -5454,37 +5454,6 @@
     </w:p>
     <w:p>
       <w:pPr>
-        <w:spacing w:before="360" w:after="160" w:line="360" w:lineRule="auto"/>
-        <w:ind w:firstLine="0"/>
-        <w:jc w:val="left"/>
-        <w:outlineLvl w:val="0"/>
-      </w:pPr>
-      <w:r>
-        <w:rPr>
-          <w:rFonts w:ascii="Times New Roman" w:hAnsi="Times New Roman" w:eastAsia="黑体"/>
-          <w:b/>
-          <w:sz w:val="48"/>
-        </w:rPr>
-        <w:t>项目创新点</w:t>
-      </w:r>
-    </w:p>
-    <w:p>
-      <w:pPr>
-        <w:spacing w:before="0" w:after="0" w:line="360" w:lineRule="auto"/>
-        <w:ind w:firstLine="480"/>
-        <w:jc w:val="both"/>
-      </w:pPr>
-      <w:r>
-        <w:rPr>
-          <w:rFonts w:ascii="Times New Roman" w:hAnsi="Times New Roman" w:eastAsia="宋体"/>
-          <w:b w:val="0"/>
-          <w:sz w:val="24"/>
-        </w:rPr>
-        <w:t>本项目相比课程基础要求做了以下几方面的创新与扩展：</w:t>
-      </w:r>
-    </w:p>
-    <w:p>
-      <w:pPr>
         <w:spacing w:before="0" w:after="0" w:line="360" w:lineRule="auto"/>
         <w:jc w:val="both"/>
       </w:pPr>
@@ -5494,63 +5463,7 @@
           <w:b w:val="0"/>
           <w:sz w:val="24"/>
         </w:rPr>
-        <w:t>(1) 三种算法横向对比——同一份迷宫上同时跑 DFS 与 BFS，用界面直观展示「DFS 找到的不一定是最短路径，BFS 找到的一定是最短的」这一教科书结论，让算法差异肉眼可见，是答辩演示的亮点。</w:t>
-      </w:r>
-    </w:p>
-    <w:p>
-      <w:pPr>
-        <w:spacing w:before="0" w:after="0" w:line="360" w:lineRule="auto"/>
-        <w:jc w:val="both"/>
-      </w:pPr>
-      <w:r>
-        <w:rPr>
-          <w:rFonts w:ascii="Times New Roman" w:hAnsi="Times New Roman" w:eastAsia="宋体"/>
-          <w:b w:val="0"/>
-          <w:sz w:val="24"/>
-        </w:rPr>
-        <w:t>(2) 字符画可视化设计——每格用 2 字符宽 ASCII 绘制，墙、起点、终点、路径、玩家用不同字符区分（##/S/E/./P），无任何第三方图形库依赖，在任何 Windows 控制台下都能跑通，跨环境兼容性最强。</w:t>
-      </w:r>
-    </w:p>
-    <w:p>
-      <w:pPr>
-        <w:spacing w:before="0" w:after="0" w:line="360" w:lineRule="auto"/>
-        <w:jc w:val="both"/>
-      </w:pPr>
-      <w:r>
-        <w:rPr>
-          <w:rFonts w:ascii="Times New Roman" w:hAnsi="Times New Roman" w:eastAsia="宋体"/>
-          <w:b w:val="0"/>
-          <w:sz w:val="24"/>
-        </w:rPr>
-        <w:t>(3) 三档难度分级——支持 11×11 / 21×21 / 31×31 三种迷宫尺寸，自适应控制台窗口大小，每格用 2 字符宽 ASCII 渲染。</w:t>
-      </w:r>
-    </w:p>
-    <w:p>
-      <w:pPr>
-        <w:spacing w:before="0" w:after="0" w:line="360" w:lineRule="auto"/>
-        <w:jc w:val="both"/>
-      </w:pPr>
-      <w:r>
-        <w:rPr>
-          <w:rFonts w:ascii="Times New Roman" w:hAnsi="Times New Roman" w:eastAsia="宋体"/>
-          <w:b w:val="0"/>
-          <w:sz w:val="24"/>
-        </w:rPr>
-        <w:t>(4) 状态栏性能显示——实时显示当前算法、扩展节点数、路径步数，提供量化的性能数据支撑算法效率分析。</w:t>
-      </w:r>
-    </w:p>
-    <w:p>
-      <w:pPr>
-        <w:spacing w:before="0" w:after="0" w:line="360" w:lineRule="auto"/>
-        <w:jc w:val="both"/>
-      </w:pPr>
-      <w:r>
-        <w:rPr>
-          <w:rFonts w:ascii="Times New Roman" w:hAnsi="Times New Roman" w:eastAsia="宋体"/>
-          <w:b w:val="0"/>
-          <w:sz w:val="24"/>
-        </w:rPr>
-        <w:t>(5) 渲染层与算法层解耦——把绘制独立成 render.c，如果将来需要把项目升级为图形界面版（如换用 EasyX 或 SDL），只需替换 render.c 而不动其它 5 个模块。这是工程思想上的一个亮点。</w:t>
+        <w:t>此外，队长崔家腾还额外完成了三项交付物：项目 GitHub 仓库的搭建与上传、readme.html 在线展示网页的制作，以及演示视频的录制与压缩。</w:t>
       </w:r>
     </w:p>
     <w:p>
@@ -5566,7 +5479,7 @@
           <w:b/>
           <w:sz w:val="48"/>
         </w:rPr>
-        <w:t>总结</w:t>
+        <w:t>项目创新点</w:t>
       </w:r>
     </w:p>
     <w:p>
@@ -5581,7 +5494,93 @@
           <w:b w:val="0"/>
           <w:sz w:val="24"/>
         </w:rPr>
-        <w:t>项目历时约 6 周，团队按分工完成：队长崔家腾负责项目总体架构与 5 个核心模块共约 500 行 C 代码的编写；方文韬负责 input.c 输入模块（约 50 行）的实现与答辩 PPT 的撰写；其余 4 位组员分别承担测试用例设计、性能数据收集、截图素材整理、文档校对工作。</w:t>
+        <w:t>本项目相比课程基础要求做了以下几方面的创新与扩展：</w:t>
+      </w:r>
+    </w:p>
+    <w:p>
+      <w:pPr>
+        <w:spacing w:before="0" w:after="0" w:line="360" w:lineRule="auto"/>
+        <w:jc w:val="both"/>
+      </w:pPr>
+      <w:r>
+        <w:rPr>
+          <w:rFonts w:ascii="Times New Roman" w:hAnsi="Times New Roman" w:eastAsia="宋体"/>
+          <w:b w:val="0"/>
+          <w:sz w:val="24"/>
+        </w:rPr>
+        <w:t>(1) 三种算法横向对比——同一份迷宫上同时跑 DFS 与 BFS，用界面直观展示「DFS 找到的不一定是最短路径，BFS 找到的一定是最短的」这一教科书结论，让算法差异肉眼可见，是答辩演示的亮点。</w:t>
+      </w:r>
+    </w:p>
+    <w:p>
+      <w:pPr>
+        <w:spacing w:before="0" w:after="0" w:line="360" w:lineRule="auto"/>
+        <w:jc w:val="both"/>
+      </w:pPr>
+      <w:r>
+        <w:rPr>
+          <w:rFonts w:ascii="Times New Roman" w:hAnsi="Times New Roman" w:eastAsia="宋体"/>
+          <w:b w:val="0"/>
+          <w:sz w:val="24"/>
+        </w:rPr>
+        <w:t>(2) 字符画可视化设计——每格用 2 字符宽 ASCII 绘制，墙、起点、终点、路径、玩家用不同字符区分（##/S/E/./P），无任何第三方图形库依赖，在任何 Windows 控制台下都能跑通，跨环境兼容性最强。</w:t>
+      </w:r>
+    </w:p>
+    <w:p>
+      <w:pPr>
+        <w:spacing w:before="0" w:after="0" w:line="360" w:lineRule="auto"/>
+        <w:jc w:val="both"/>
+      </w:pPr>
+      <w:r>
+        <w:rPr>
+          <w:rFonts w:ascii="Times New Roman" w:hAnsi="Times New Roman" w:eastAsia="宋体"/>
+          <w:b w:val="0"/>
+          <w:sz w:val="24"/>
+        </w:rPr>
+        <w:t>(3) 三档难度分级——支持 11×11 / 21×21 / 31×31 三种迷宫尺寸，自适应控制台窗口大小，每格用 2 字符宽 ASCII 渲染。</w:t>
+      </w:r>
+    </w:p>
+    <w:p>
+      <w:pPr>
+        <w:spacing w:before="0" w:after="0" w:line="360" w:lineRule="auto"/>
+        <w:jc w:val="both"/>
+      </w:pPr>
+      <w:r>
+        <w:rPr>
+          <w:rFonts w:ascii="Times New Roman" w:hAnsi="Times New Roman" w:eastAsia="宋体"/>
+          <w:b w:val="0"/>
+          <w:sz w:val="24"/>
+        </w:rPr>
+        <w:t>(4) 状态栏性能显示——实时显示当前算法、扩展节点数、路径步数，提供量化的性能数据支撑算法效率分析。</w:t>
+      </w:r>
+    </w:p>
+    <w:p>
+      <w:pPr>
+        <w:spacing w:before="0" w:after="0" w:line="360" w:lineRule="auto"/>
+        <w:jc w:val="both"/>
+      </w:pPr>
+      <w:r>
+        <w:rPr>
+          <w:rFonts w:ascii="Times New Roman" w:hAnsi="Times New Roman" w:eastAsia="宋体"/>
+          <w:b w:val="0"/>
+          <w:sz w:val="24"/>
+        </w:rPr>
+        <w:t>(5) 渲染层与算法层解耦——把绘制独立成 render.c，如果将来需要把项目升级为图形界面版（如换用 EasyX 或 SDL），只需替换 render.c 而不动其它 5 个模块。这是工程思想上的一个亮点。</w:t>
+      </w:r>
+    </w:p>
+    <w:p>
+      <w:pPr>
+        <w:spacing w:before="360" w:after="160" w:line="360" w:lineRule="auto"/>
+        <w:ind w:firstLine="0"/>
+        <w:jc w:val="left"/>
+        <w:outlineLvl w:val="0"/>
+      </w:pPr>
+      <w:r>
+        <w:rPr>
+          <w:rFonts w:ascii="Times New Roman" w:hAnsi="Times New Roman" w:eastAsia="黑体"/>
+          <w:b/>
+          <w:sz w:val="48"/>
+        </w:rPr>
+        <w:t>总结</w:t>
       </w:r>
     </w:p>
     <w:p>
@@ -5596,49 +5595,7 @@
           <w:b w:val="0"/>
           <w:sz w:val="24"/>
         </w:rPr>
-        <w:t>技术上的主要收获包括：</w:t>
-      </w:r>
-    </w:p>
-    <w:p>
-      <w:pPr>
-        <w:spacing w:before="0" w:after="0" w:line="360" w:lineRule="auto"/>
-        <w:jc w:val="both"/>
-      </w:pPr>
-      <w:r>
-        <w:rPr>
-          <w:rFonts w:ascii="Times New Roman" w:hAnsi="Times New Roman" w:eastAsia="宋体"/>
-          <w:b w:val="0"/>
-          <w:sz w:val="24"/>
-        </w:rPr>
-        <w:t>(1) 把课本算法用到具体问题上的实操经验——尤其是 DFS 与 BFS 在路径搜索问题上的对比，让团队对「为什么 BFS 是最短路径而 DFS 不是」有了实证理解；</w:t>
-      </w:r>
-    </w:p>
-    <w:p>
-      <w:pPr>
-        <w:spacing w:before="0" w:after="0" w:line="360" w:lineRule="auto"/>
-        <w:jc w:val="both"/>
-      </w:pPr>
-      <w:r>
-        <w:rPr>
-          <w:rFonts w:ascii="Times New Roman" w:hAnsi="Times New Roman" w:eastAsia="宋体"/>
-          <w:b w:val="0"/>
-          <w:sz w:val="24"/>
-        </w:rPr>
-        <w:t>(2) 多人协作的工程经验——通过明确的「主程序员 + 辅助角色」分工，避免了能力不均衡组里常见的「人均挂名、无人扛活」的尴尬，每位组员都有可量化的具体产出；</w:t>
-      </w:r>
-    </w:p>
-    <w:p>
-      <w:pPr>
-        <w:spacing w:before="0" w:after="0" w:line="360" w:lineRule="auto"/>
-        <w:jc w:val="both"/>
-      </w:pPr>
-      <w:r>
-        <w:rPr>
-          <w:rFonts w:ascii="Times New Roman" w:hAnsi="Times New Roman" w:eastAsia="宋体"/>
-          <w:b w:val="0"/>
-          <w:sz w:val="24"/>
-        </w:rPr>
-        <w:t>(3) 工程环境调试经验——解决了 MinGW 部署在含中文用户名目录下 ld.exe 路径解析失败的实际问题（最终把 MinGW 移到无中文路径修复），为以后处理类似环境兼容性问题积累了经验。</w:t>
+        <w:t>项目历时约 6 周，团队按分工完成：队长崔家腾负责项目总体架构与 5 个核心模块共约 500 行 C 代码的编写；方文韬负责 input.c 输入模块（约 50 行）的实现与答辩 PPT 的撰写；其余 4 位组员分别承担测试用例设计、性能数据收集、截图素材整理、文档校对工作。</w:t>
       </w:r>
     </w:p>
     <w:p>
@@ -5653,7 +5610,136 @@
           <w:b w:val="0"/>
           <w:sz w:val="24"/>
         </w:rPr>
+        <w:t>技术上的主要收获包括：</w:t>
+      </w:r>
+    </w:p>
+    <w:p>
+      <w:pPr>
+        <w:spacing w:before="0" w:after="0" w:line="360" w:lineRule="auto"/>
+        <w:jc w:val="both"/>
+      </w:pPr>
+      <w:r>
+        <w:rPr>
+          <w:rFonts w:ascii="Times New Roman" w:hAnsi="Times New Roman" w:eastAsia="宋体"/>
+          <w:b w:val="0"/>
+          <w:sz w:val="24"/>
+        </w:rPr>
+        <w:t>(1) 把课本算法用到具体问题上的实操经验——尤其是 DFS 与 BFS 在路径搜索问题上的对比，让团队对「为什么 BFS 是最短路径而 DFS 不是」有了实证理解；</w:t>
+      </w:r>
+    </w:p>
+    <w:p>
+      <w:pPr>
+        <w:spacing w:before="0" w:after="0" w:line="360" w:lineRule="auto"/>
+        <w:jc w:val="both"/>
+      </w:pPr>
+      <w:r>
+        <w:rPr>
+          <w:rFonts w:ascii="Times New Roman" w:hAnsi="Times New Roman" w:eastAsia="宋体"/>
+          <w:b w:val="0"/>
+          <w:sz w:val="24"/>
+        </w:rPr>
+        <w:t>(2) 多人协作的工程经验——通过明确的「主程序员 + 辅助角色」分工，避免了能力不均衡组里常见的「人均挂名、无人扛活」的尴尬，每位组员都有可量化的具体产出；</w:t>
+      </w:r>
+    </w:p>
+    <w:p>
+      <w:pPr>
+        <w:spacing w:before="0" w:after="0" w:line="360" w:lineRule="auto"/>
+        <w:jc w:val="both"/>
+      </w:pPr>
+      <w:r>
+        <w:rPr>
+          <w:rFonts w:ascii="Times New Roman" w:hAnsi="Times New Roman" w:eastAsia="宋体"/>
+          <w:b w:val="0"/>
+          <w:sz w:val="24"/>
+        </w:rPr>
+        <w:t>(3) 工程环境调试经验——解决了 MinGW 部署在含中文用户名目录下 ld.exe 路径解析失败的实际问题（最终把 MinGW 移到无中文路径修复），为以后处理类似环境兼容性问题积累了经验。</w:t>
+      </w:r>
+    </w:p>
+    <w:p>
+      <w:pPr>
+        <w:spacing w:before="0" w:after="0" w:line="360" w:lineRule="auto"/>
+        <w:ind w:firstLine="480"/>
+        <w:jc w:val="both"/>
+      </w:pPr>
+      <w:r>
+        <w:rPr>
+          <w:rFonts w:ascii="Times New Roman" w:hAnsi="Times New Roman" w:eastAsia="宋体"/>
+          <w:b w:val="0"/>
+          <w:sz w:val="24"/>
+        </w:rPr>
         <w:t>不足之处主要是创新深度有限——A* 算法、迷宫存档与回放等功能受时间所限未能实现，留作后续个人扩展的方向。整体而言，本项目在合理控制工作量的前提下，全员参与、各有产出，达到了课程对综合训练的预期。</w:t>
+      </w:r>
+    </w:p>
+    <w:p>
+      <w:pPr>
+        <w:spacing w:before="360" w:after="160" w:line="360" w:lineRule="auto"/>
+        <w:ind w:firstLine="0"/>
+        <w:jc w:val="left"/>
+        <w:outlineLvl w:val="0"/>
+      </w:pPr>
+      <w:r>
+        <w:rPr>
+          <w:rFonts w:ascii="Times New Roman" w:hAnsi="Times New Roman" w:eastAsia="黑体"/>
+          <w:b/>
+          <w:sz w:val="48"/>
+        </w:rPr>
+        <w:t>项目开源地址与在线展示</w:t>
+      </w:r>
+    </w:p>
+    <w:p>
+      <w:pPr>
+        <w:spacing w:before="0" w:after="0" w:line="360" w:lineRule="auto"/>
+        <w:jc w:val="both"/>
+      </w:pPr>
+      <w:r>
+        <w:rPr>
+          <w:rFonts w:ascii="Times New Roman" w:hAnsi="Times New Roman" w:eastAsia="宋体"/>
+          <w:b w:val="0"/>
+          <w:sz w:val="24"/>
+        </w:rPr>
+        <w:t>本项目除按要求提交的项目文件夹外，已同步托管至 GitHub 远程仓库，用于版本管理、备份与对外展示。仓库地址如下：</w:t>
+      </w:r>
+    </w:p>
+    <w:p>
+      <w:pPr>
+        <w:spacing w:before="0" w:after="0" w:line="360" w:lineRule="auto"/>
+        <w:jc w:val="both"/>
+      </w:pPr>
+      <w:r>
+        <w:rPr>
+          <w:rFonts w:ascii="Times New Roman" w:hAnsi="Times New Roman" w:eastAsia="宋体"/>
+          <w:b w:val="0"/>
+          <w:sz w:val="24"/>
+        </w:rPr>
+        <w:t>https://github.com/modestteng/Programming-Practice-by-Teacher-Le-Yie-Yi</w:t>
+      </w:r>
+    </w:p>
+    <w:p>
+      <w:pPr>
+        <w:spacing w:before="0" w:after="0" w:line="360" w:lineRule="auto"/>
+        <w:jc w:val="both"/>
+      </w:pPr>
+      <w:r>
+        <w:rPr>
+          <w:rFonts w:ascii="Times New Roman" w:hAnsi="Times New Roman" w:eastAsia="宋体"/>
+          <w:b w:val="0"/>
+          <w:sz w:val="24"/>
+        </w:rPr>
+        <w:t>为便于课堂演示与他人快速了解项目，本项目另制作了一个 HTML 在线展示页 readme.html，整合了项目简介、模块架构图、三个核心算法说明、运行效果截图、编译与运行指引、小组成员分工以及上述 GitHub 链接，使用任意浏览器打开即可浏览，无需额外环境。</w:t>
+      </w:r>
+    </w:p>
+    <w:p>
+      <w:pPr>
+        <w:spacing w:before="0" w:after="0" w:line="360" w:lineRule="auto"/>
+        <w:jc w:val="both"/>
+      </w:pPr>
+      <w:r>
+        <w:rPr>
+          <w:rFonts w:ascii="Times New Roman" w:hAnsi="Times New Roman" w:eastAsia="宋体"/>
+          <w:b w:val="0"/>
+          <w:sz w:val="24"/>
+        </w:rPr>
+        <w:t>上述 GitHub 仓库的搭建与代码上传、readme.html 在线展示网页的设计与制作，以及项目演示视频（演示视频.mp4，已压缩至 5MB 以内）的录制与压缩，均由队长崔家腾独立完成。</w:t>
       </w:r>
     </w:p>
     <w:p>
